--- a/发布/版本记录/v5升级说明.docx
+++ b/发布/版本记录/v5升级说明.docx
@@ -15,7 +15,7 @@
         <w:rPr>
           <w:b w:val="0"/>
         </w:rPr>
-        <w:t>本文所有数字都来自示例数据（台州试点配置 TZ-cfg-2026.10-示例），不是实际经营数据。⚠ 表示暂定参数，需要业务方确认。v4 原样保留，v5 在 v5/ 目录下独立运行。</w:t>
+        <w:t>本文所有数字都来自示例数据（示例配置包 TZ-cfg-2026.10-示例），不是实际经营数据。⚠ 表示暂定参数，需要业务方确认。v4 原样保留，v5 在 v5/ 目录下独立运行。</w:t>
       </w:r>
     </w:p>
     <w:p>
